--- a/移动端app技术最低要求.docx
+++ b/移动端app技术最低要求.docx
@@ -1,6 +1,6 @@
 
 <file path=word/document.xml><?xml version="1.0" encoding="utf-8"?>
-<w:document xmlns:wpc="http://schemas.microsoft.com/office/word/2010/wordprocessingCanvas" xmlns:cx="http://schemas.microsoft.com/office/drawing/2014/chartex" xmlns:cx1="http://schemas.microsoft.com/office/drawing/2015/9/8/chartex" xmlns:cx2="http://schemas.microsoft.com/office/drawing/2015/10/21/chartex" xmlns:cx3="http://schemas.microsoft.com/office/drawing/2016/5/9/chartex" xmlns:cx4="http://schemas.microsoft.com/office/drawing/2016/5/10/chartex" xmlns:cx5="http://schemas.microsoft.com/office/drawing/2016/5/11/chartex" xmlns:cx6="http://schemas.microsoft.com/office/drawing/2016/5/12/chartex" xmlns:cx7="http://schemas.microsoft.com/office/drawing/2016/5/13/chartex" xmlns:cx8="http://schemas.microsoft.com/office/drawing/2016/5/14/chartex" xmlns:mc="http://schemas.openxmlformats.org/markup-compatibility/2006" xmlns:aink="http://schemas.microsoft.com/office/drawing/2016/ink" xmlns:am3d="http://schemas.microsoft.com/office/drawing/2017/model3d" xmlns:o="urn:schemas-microsoft-com:office:office" xmlns:oel="http://schemas.microsoft.com/office/2019/extlst" xmlns:r="http://schemas.openxmlformats.org/officeDocument/2006/relationships" xmlns:m="http://schemas.openxmlformats.org/officeDocument/2006/math" xmlns:v="urn:schemas-microsoft-com:vml" xmlns:wp14="http://schemas.microsoft.com/office/word/2010/wordprocessingDrawing" xmlns:wp="http://schemas.openxmlformats.org/drawingml/2006/wordprocessingDrawing" xmlns:w10="urn:schemas-microsoft-com:office:word" xmlns:w="http://schemas.openxmlformats.org/wordprocessingml/2006/main" xmlns:w14="http://schemas.microsoft.com/office/word/2010/wordml" xmlns:w15="http://schemas.microsoft.com/office/word/2012/wordml" xmlns:w16cex="http://schemas.microsoft.com/office/word/2018/wordml/cex" xmlns:w16cid="http://schemas.microsoft.com/office/word/2016/wordml/cid" xmlns:w16="http://schemas.microsoft.com/office/word/2018/wordml" xmlns:w16du="http://schemas.microsoft.com/office/word/2023/wordml/word16du" xmlns:w16sdtdh="http://schemas.microsoft.com/office/word/2020/wordml/sdtdatahash" xmlns:w16se="http://schemas.microsoft.com/office/word/2015/wordml/symex" xmlns:wpg="http://schemas.microsoft.com/office/word/2010/wordprocessingGroup" xmlns:wpi="http://schemas.microsoft.com/office/word/2010/wordprocessingInk" xmlns:wne="http://schemas.microsoft.com/office/word/2006/wordml" xmlns:wps="http://schemas.microsoft.com/office/word/2010/wordprocessingShape" mc:Ignorable="w14 w15 w16se w16cid w16 w16cex w16sdtdh w16du wp14">
+<w:document xmlns:wpc="http://schemas.microsoft.com/office/word/2010/wordprocessingCanvas" xmlns:cx="http://schemas.microsoft.com/office/drawing/2014/chartex" xmlns:cx1="http://schemas.microsoft.com/office/drawing/2015/9/8/chartex" xmlns:cx2="http://schemas.microsoft.com/office/drawing/2015/10/21/chartex" xmlns:cx3="http://schemas.microsoft.com/office/drawing/2016/5/9/chartex" xmlns:cx4="http://schemas.microsoft.com/office/drawing/2016/5/10/chartex" xmlns:cx5="http://schemas.microsoft.com/office/drawing/2016/5/11/chartex" xmlns:cx6="http://schemas.microsoft.com/office/drawing/2016/5/12/chartex" xmlns:cx7="http://schemas.microsoft.com/office/drawing/2016/5/13/chartex" xmlns:cx8="http://schemas.microsoft.com/office/drawing/2016/5/14/chartex" xmlns:mc="http://schemas.openxmlformats.org/markup-compatibility/2006" xmlns:aink="http://schemas.microsoft.com/office/drawing/2016/ink" xmlns:am3d="http://schemas.microsoft.com/office/drawing/2017/model3d" xmlns:o="urn:schemas-microsoft-com:office:office" xmlns:oel="http://schemas.microsoft.com/office/2019/extlst" xmlns:r="http://schemas.openxmlformats.org/officeDocument/2006/relationships" xmlns:m="http://schemas.openxmlformats.org/officeDocument/2006/math" xmlns:v="urn:schemas-microsoft-com:vml" xmlns:wp14="http://schemas.microsoft.com/office/word/2010/wordprocessingDrawing" xmlns:wp="http://schemas.openxmlformats.org/drawingml/2006/wordprocessingDrawing" xmlns:w10="urn:schemas-microsoft-com:office:word" xmlns:w="http://schemas.openxmlformats.org/wordprocessingml/2006/main" xmlns:w14="http://schemas.microsoft.com/office/word/2010/wordml" xmlns:w15="http://schemas.microsoft.com/office/word/2012/wordml" xmlns:w16cex="http://schemas.microsoft.com/office/word/2018/wordml/cex" xmlns:w16cid="http://schemas.microsoft.com/office/word/2016/wordml/cid" xmlns:w16="http://schemas.microsoft.com/office/word/2018/wordml" xmlns:w16du="http://schemas.microsoft.com/office/word/2023/wordml/word16du" xmlns:w16sdtdh="http://schemas.microsoft.com/office/word/2020/wordml/sdtdatahash" xmlns:w16sdtfl="http://schemas.microsoft.com/office/word/2024/wordml/sdtformatlock" xmlns:w16se="http://schemas.microsoft.com/office/word/2015/wordml/symex" xmlns:wpg="http://schemas.microsoft.com/office/word/2010/wordprocessingGroup" xmlns:wpi="http://schemas.microsoft.com/office/word/2010/wordprocessingInk" xmlns:wne="http://schemas.microsoft.com/office/word/2006/wordml" xmlns:wps="http://schemas.microsoft.com/office/word/2010/wordprocessingShape" mc:Ignorable="w14 w15 w16se w16cid w16 w16cex w16sdtdh w16sdtfl w16du wp14">
   <w:body>
     <w:p>
       <w:pPr>
@@ -27,24 +27,46 @@
           <w:rFonts w:hint="eastAsia"/>
         </w:rPr>
       </w:pPr>
-      <w:r>
-        <w:rPr>
-          <w:rFonts w:hint="eastAsia"/>
-        </w:rPr>
-        <w:t>Webview的嵌入</w:t>
-      </w:r>
-    </w:p>
-    <w:p>
-      <w:pPr>
-        <w:rPr>
-          <w:rFonts w:hint="eastAsia"/>
-        </w:rPr>
-      </w:pPr>
-      <w:r>
-        <w:rPr>
-          <w:rFonts w:hint="eastAsia"/>
-        </w:rPr>
-        <w:t>这里尤其要注意是否是一个完整可用的webview，包括alert等基础函数的调用</w:t>
+      <w:proofErr w:type="spellStart"/>
+      <w:r>
+        <w:rPr>
+          <w:rFonts w:hint="eastAsia"/>
+        </w:rPr>
+        <w:t>Webview</w:t>
+      </w:r>
+      <w:proofErr w:type="spellEnd"/>
+      <w:r>
+        <w:rPr>
+          <w:rFonts w:hint="eastAsia"/>
+        </w:rPr>
+        <w:t>的嵌入</w:t>
+      </w:r>
+    </w:p>
+    <w:p>
+      <w:pPr>
+        <w:rPr>
+          <w:rFonts w:hint="eastAsia"/>
+        </w:rPr>
+      </w:pPr>
+      <w:r>
+        <w:rPr>
+          <w:rFonts w:hint="eastAsia"/>
+        </w:rPr>
+        <w:t>这里尤其要注意是否是一个完整可用的</w:t>
+      </w:r>
+      <w:proofErr w:type="spellStart"/>
+      <w:r>
+        <w:rPr>
+          <w:rFonts w:hint="eastAsia"/>
+        </w:rPr>
+        <w:t>webview</w:t>
+      </w:r>
+      <w:proofErr w:type="spellEnd"/>
+      <w:r>
+        <w:rPr>
+          <w:rFonts w:hint="eastAsia"/>
+        </w:rPr>
+        <w:t>，包括alert等基础函数的调用</w:t>
       </w:r>
       <w:r>
         <w:rPr>
@@ -52,18 +74,22 @@
         </w:rPr>
         <w:t>；另外需要注意&lt;input type=</w:t>
       </w:r>
+      <w:proofErr w:type="gramStart"/>
       <w:r>
         <w:t>”</w:t>
       </w:r>
+      <w:proofErr w:type="gramEnd"/>
       <w:r>
         <w:rPr>
           <w:rFonts w:hint="eastAsia"/>
         </w:rPr>
         <w:t>file</w:t>
       </w:r>
+      <w:proofErr w:type="gramStart"/>
       <w:r>
         <w:t>”</w:t>
       </w:r>
+      <w:proofErr w:type="gramEnd"/>
       <w:r>
         <w:rPr>
           <w:rFonts w:hint="eastAsia"/>
@@ -76,18 +102,22 @@
         </w:rPr>
         <w:t>，以及仅拍照功能（capture=</w:t>
       </w:r>
+      <w:proofErr w:type="gramStart"/>
       <w:r>
         <w:t>”</w:t>
       </w:r>
+      <w:proofErr w:type="gramEnd"/>
       <w:r>
         <w:rPr>
           <w:rFonts w:hint="eastAsia"/>
         </w:rPr>
         <w:t>camera</w:t>
       </w:r>
+      <w:proofErr w:type="gramStart"/>
       <w:r>
         <w:t>”</w:t>
       </w:r>
+      <w:proofErr w:type="gramEnd"/>
       <w:r>
         <w:rPr>
           <w:rFonts w:hint="eastAsia"/>
@@ -110,7 +140,21 @@
         <w:rPr>
           <w:rFonts w:hint="eastAsia"/>
         </w:rPr>
-        <w:t>针对Webview的双向通信</w:t>
+        <w:t>针对</w:t>
+      </w:r>
+      <w:proofErr w:type="spellStart"/>
+      <w:r>
+        <w:rPr>
+          <w:rFonts w:hint="eastAsia"/>
+        </w:rPr>
+        <w:t>Webview</w:t>
+      </w:r>
+      <w:proofErr w:type="spellEnd"/>
+      <w:r>
+        <w:rPr>
+          <w:rFonts w:hint="eastAsia"/>
+        </w:rPr>
+        <w:t>的双向通信</w:t>
       </w:r>
     </w:p>
     <w:p>
@@ -147,7 +191,35 @@
         <w:rPr>
           <w:rFonts w:hint="eastAsia"/>
         </w:rPr>
-        <w:t>也就是说native端要可以向web发送数据或调用web端的方法。同时也意味着web端需要注册监听从native端传来的数据。</w:t>
+        <w:t>也就是说native</w:t>
+      </w:r>
+      <w:proofErr w:type="gramStart"/>
+      <w:r>
+        <w:rPr>
+          <w:rFonts w:hint="eastAsia"/>
+        </w:rPr>
+        <w:t>端要可以</w:t>
+      </w:r>
+      <w:proofErr w:type="gramEnd"/>
+      <w:r>
+        <w:rPr>
+          <w:rFonts w:hint="eastAsia"/>
+        </w:rPr>
+        <w:t>向web发送数据或调用web端的方法。同时也意味着web</w:t>
+      </w:r>
+      <w:proofErr w:type="gramStart"/>
+      <w:r>
+        <w:rPr>
+          <w:rFonts w:hint="eastAsia"/>
+        </w:rPr>
+        <w:t>端需要</w:t>
+      </w:r>
+      <w:proofErr w:type="gramEnd"/>
+      <w:r>
+        <w:rPr>
+          <w:rFonts w:hint="eastAsia"/>
+        </w:rPr>
+        <w:t>注册监听从native端传来的数据。</w:t>
       </w:r>
     </w:p>
     <w:p>
@@ -174,7 +246,21 @@
         <w:rPr>
           <w:rFonts w:hint="eastAsia"/>
         </w:rPr>
-        <w:t>从web端往native端传数据或调用native方法。</w:t>
+        <w:t>从web</w:t>
+      </w:r>
+      <w:proofErr w:type="gramStart"/>
+      <w:r>
+        <w:rPr>
+          <w:rFonts w:hint="eastAsia"/>
+        </w:rPr>
+        <w:t>端往native端传</w:t>
+      </w:r>
+      <w:proofErr w:type="gramEnd"/>
+      <w:r>
+        <w:rPr>
+          <w:rFonts w:hint="eastAsia"/>
+        </w:rPr>
+        <w:t>数据或调用native方法。</w:t>
       </w:r>
     </w:p>
     <w:p>
@@ -202,6 +288,9 @@
           <w:ilvl w:val="1"/>
           <w:numId w:val="1"/>
         </w:numPr>
+        <w:rPr>
+          <w:rFonts w:hint="eastAsia"/>
+        </w:rPr>
       </w:pPr>
       <w:r>
         <w:rPr>
@@ -223,6 +312,9 @@
           <w:ilvl w:val="1"/>
           <w:numId w:val="1"/>
         </w:numPr>
+        <w:rPr>
+          <w:rFonts w:hint="eastAsia"/>
+        </w:rPr>
       </w:pPr>
       <w:r>
         <w:rPr>
@@ -321,6 +413,20 @@
     </w:p>
     <w:p>
       <w:pPr>
+        <w:pStyle w:val="2"/>
+        <w:rPr>
+          <w:rFonts w:hint="eastAsia"/>
+        </w:rPr>
+      </w:pPr>
+      <w:r>
+        <w:rPr>
+          <w:rFonts w:hint="eastAsia"/>
+        </w:rPr>
+        <w:t>6.必要的原生功能</w:t>
+      </w:r>
+    </w:p>
+    <w:p>
+      <w:pPr>
         <w:pStyle w:val="3"/>
         <w:rPr>
           <w:rFonts w:hint="eastAsia"/>
@@ -330,21 +436,19 @@
         <w:rPr>
           <w:rFonts w:hint="eastAsia"/>
         </w:rPr>
-        <w:t>5.2.pdf文件预览页</w:t>
-      </w:r>
-    </w:p>
-    <w:p>
-      <w:pPr>
-        <w:pStyle w:val="2"/>
-        <w:rPr>
-          <w:rFonts w:hint="eastAsia"/>
-        </w:rPr>
-      </w:pPr>
-      <w:r>
-        <w:rPr>
-          <w:rFonts w:hint="eastAsia"/>
-        </w:rPr>
-        <w:t>6.必要的原生功能</w:t>
+        <w:t>6.1.本地数据存储（长期有效</w:t>
+      </w:r>
+      <w:r>
+        <w:rPr>
+          <w:rFonts w:hint="eastAsia"/>
+        </w:rPr>
+        <w:t>；包含读写两部分</w:t>
+      </w:r>
+      <w:r>
+        <w:rPr>
+          <w:rFonts w:hint="eastAsia"/>
+        </w:rPr>
+        <w:t>）</w:t>
       </w:r>
     </w:p>
     <w:p>
@@ -358,20 +462,16 @@
         <w:rPr>
           <w:rFonts w:hint="eastAsia"/>
         </w:rPr>
-        <w:t>6.1.本地数据存储（长期有效</w:t>
-      </w:r>
-      <w:r>
-        <w:rPr>
-          <w:rFonts w:hint="eastAsia"/>
-        </w:rPr>
-        <w:t>；包含读写两部分</w:t>
-      </w:r>
-      <w:r>
-        <w:rPr>
-          <w:rFonts w:hint="eastAsia"/>
-        </w:rPr>
-        <w:t>）</w:t>
-      </w:r>
+        <w:t>6.2.</w:t>
+      </w:r>
+      <w:proofErr w:type="gramStart"/>
+      <w:r>
+        <w:rPr>
+          <w:rFonts w:hint="eastAsia"/>
+        </w:rPr>
+        <w:t>摄像头扫码功能</w:t>
+      </w:r>
+      <w:proofErr w:type="gramEnd"/>
     </w:p>
     <w:p>
       <w:pPr>
@@ -384,7 +484,21 @@
         <w:rPr>
           <w:rFonts w:hint="eastAsia"/>
         </w:rPr>
-        <w:t>6.2.摄像头扫码功能</w:t>
+        <w:t>6.3.唤起其他app的特定页（浏览器打开某指定页，</w:t>
+      </w:r>
+      <w:proofErr w:type="gramStart"/>
+      <w:r>
+        <w:rPr>
+          <w:rFonts w:hint="eastAsia"/>
+        </w:rPr>
+        <w:t>微信支付</w:t>
+      </w:r>
+      <w:proofErr w:type="gramEnd"/>
+      <w:r>
+        <w:rPr>
+          <w:rFonts w:hint="eastAsia"/>
+        </w:rPr>
+        <w:t>给特定账户）</w:t>
       </w:r>
     </w:p>
     <w:p>
@@ -398,7 +512,7 @@
         <w:rPr>
           <w:rFonts w:hint="eastAsia"/>
         </w:rPr>
-        <w:t>6.3.唤起其他app的特定页（浏览器打开某指定页，微信支付给特定账户）</w:t>
+        <w:t>6.4.准备拨打指定电话号码</w:t>
       </w:r>
     </w:p>
     <w:p>
@@ -412,7 +526,7 @@
         <w:rPr>
           <w:rFonts w:hint="eastAsia"/>
         </w:rPr>
-        <w:t>6.4.准备拨打指定电话号码</w:t>
+        <w:t>6.5.检查当前网络状态</w:t>
       </w:r>
     </w:p>
     <w:p>
@@ -426,22 +540,16 @@
         <w:rPr>
           <w:rFonts w:hint="eastAsia"/>
         </w:rPr>
-        <w:t>6.5.检查当前网络状态</w:t>
-      </w:r>
-    </w:p>
-    <w:p>
-      <w:pPr>
-        <w:pStyle w:val="3"/>
-        <w:rPr>
-          <w:rFonts w:hint="eastAsia"/>
-        </w:rPr>
-      </w:pPr>
-      <w:r>
-        <w:rPr>
-          <w:rFonts w:hint="eastAsia"/>
-        </w:rPr>
-        <w:t>6.6.获取设备safeHeight</w:t>
-      </w:r>
+        <w:t>6.6.获取设备</w:t>
+      </w:r>
+      <w:proofErr w:type="spellStart"/>
+      <w:r>
+        <w:rPr>
+          <w:rFonts w:hint="eastAsia"/>
+        </w:rPr>
+        <w:t>safeHeight</w:t>
+      </w:r>
+      <w:proofErr w:type="spellEnd"/>
     </w:p>
     <w:p>
       <w:pPr>
@@ -538,7 +646,7 @@
 </file>
 
 <file path=word/numbering.xml><?xml version="1.0" encoding="utf-8"?>
-<w:numbering xmlns:wpc="http://schemas.microsoft.com/office/word/2010/wordprocessingCanvas" xmlns:cx="http://schemas.microsoft.com/office/drawing/2014/chartex" xmlns:cx1="http://schemas.microsoft.com/office/drawing/2015/9/8/chartex" xmlns:cx2="http://schemas.microsoft.com/office/drawing/2015/10/21/chartex" xmlns:cx3="http://schemas.microsoft.com/office/drawing/2016/5/9/chartex" xmlns:cx4="http://schemas.microsoft.com/office/drawing/2016/5/10/chartex" xmlns:cx5="http://schemas.microsoft.com/office/drawing/2016/5/11/chartex" xmlns:cx6="http://schemas.microsoft.com/office/drawing/2016/5/12/chartex" xmlns:cx7="http://schemas.microsoft.com/office/drawing/2016/5/13/chartex" xmlns:cx8="http://schemas.microsoft.com/office/drawing/2016/5/14/chartex" xmlns:mc="http://schemas.openxmlformats.org/markup-compatibility/2006" xmlns:aink="http://schemas.microsoft.com/office/drawing/2016/ink" xmlns:am3d="http://schemas.microsoft.com/office/drawing/2017/model3d" xmlns:o="urn:schemas-microsoft-com:office:office" xmlns:oel="http://schemas.microsoft.com/office/2019/extlst" xmlns:r="http://schemas.openxmlformats.org/officeDocument/2006/relationships" xmlns:m="http://schemas.openxmlformats.org/officeDocument/2006/math" xmlns:v="urn:schemas-microsoft-com:vml" xmlns:wp14="http://schemas.microsoft.com/office/word/2010/wordprocessingDrawing" xmlns:wp="http://schemas.openxmlformats.org/drawingml/2006/wordprocessingDrawing" xmlns:w10="urn:schemas-microsoft-com:office:word" xmlns:w="http://schemas.openxmlformats.org/wordprocessingml/2006/main" xmlns:w14="http://schemas.microsoft.com/office/word/2010/wordml" xmlns:w15="http://schemas.microsoft.com/office/word/2012/wordml" xmlns:w16cex="http://schemas.microsoft.com/office/word/2018/wordml/cex" xmlns:w16cid="http://schemas.microsoft.com/office/word/2016/wordml/cid" xmlns:w16="http://schemas.microsoft.com/office/word/2018/wordml" xmlns:w16du="http://schemas.microsoft.com/office/word/2023/wordml/word16du" xmlns:w16sdtdh="http://schemas.microsoft.com/office/word/2020/wordml/sdtdatahash" xmlns:w16se="http://schemas.microsoft.com/office/word/2015/wordml/symex" xmlns:wpg="http://schemas.microsoft.com/office/word/2010/wordprocessingGroup" xmlns:wpi="http://schemas.microsoft.com/office/word/2010/wordprocessingInk" xmlns:wne="http://schemas.microsoft.com/office/word/2006/wordml" xmlns:wps="http://schemas.microsoft.com/office/word/2010/wordprocessingShape" mc:Ignorable="w14 w15 w16se w16cid w16 w16cex w16sdtdh w16du wp14">
+<w:numbering xmlns:wpc="http://schemas.microsoft.com/office/word/2010/wordprocessingCanvas" xmlns:cx="http://schemas.microsoft.com/office/drawing/2014/chartex" xmlns:cx1="http://schemas.microsoft.com/office/drawing/2015/9/8/chartex" xmlns:cx2="http://schemas.microsoft.com/office/drawing/2015/10/21/chartex" xmlns:cx3="http://schemas.microsoft.com/office/drawing/2016/5/9/chartex" xmlns:cx4="http://schemas.microsoft.com/office/drawing/2016/5/10/chartex" xmlns:cx5="http://schemas.microsoft.com/office/drawing/2016/5/11/chartex" xmlns:cx6="http://schemas.microsoft.com/office/drawing/2016/5/12/chartex" xmlns:cx7="http://schemas.microsoft.com/office/drawing/2016/5/13/chartex" xmlns:cx8="http://schemas.microsoft.com/office/drawing/2016/5/14/chartex" xmlns:mc="http://schemas.openxmlformats.org/markup-compatibility/2006" xmlns:aink="http://schemas.microsoft.com/office/drawing/2016/ink" xmlns:am3d="http://schemas.microsoft.com/office/drawing/2017/model3d" xmlns:o="urn:schemas-microsoft-com:office:office" xmlns:oel="http://schemas.microsoft.com/office/2019/extlst" xmlns:r="http://schemas.openxmlformats.org/officeDocument/2006/relationships" xmlns:m="http://schemas.openxmlformats.org/officeDocument/2006/math" xmlns:v="urn:schemas-microsoft-com:vml" xmlns:wp14="http://schemas.microsoft.com/office/word/2010/wordprocessingDrawing" xmlns:wp="http://schemas.openxmlformats.org/drawingml/2006/wordprocessingDrawing" xmlns:w10="urn:schemas-microsoft-com:office:word" xmlns:w="http://schemas.openxmlformats.org/wordprocessingml/2006/main" xmlns:w14="http://schemas.microsoft.com/office/word/2010/wordml" xmlns:w15="http://schemas.microsoft.com/office/word/2012/wordml" xmlns:w16cex="http://schemas.microsoft.com/office/word/2018/wordml/cex" xmlns:w16cid="http://schemas.microsoft.com/office/word/2016/wordml/cid" xmlns:w16="http://schemas.microsoft.com/office/word/2018/wordml" xmlns:w16du="http://schemas.microsoft.com/office/word/2023/wordml/word16du" xmlns:w16sdtdh="http://schemas.microsoft.com/office/word/2020/wordml/sdtdatahash" xmlns:w16sdtfl="http://schemas.microsoft.com/office/word/2024/wordml/sdtformatlock" xmlns:w16se="http://schemas.microsoft.com/office/word/2015/wordml/symex" xmlns:wpg="http://schemas.microsoft.com/office/word/2010/wordprocessingGroup" xmlns:wpi="http://schemas.microsoft.com/office/word/2010/wordprocessingInk" xmlns:wne="http://schemas.microsoft.com/office/word/2006/wordml" xmlns:wps="http://schemas.microsoft.com/office/word/2010/wordprocessingShape" mc:Ignorable="w14 w15 w16se w16cid w16 w16cex w16sdtdh w16sdtfl w16du wp14">
   <w:abstractNum w:abstractNumId="0" w15:restartNumberingAfterBreak="0">
     <w:nsid w:val="3B3071AD"/>
     <w:multiLevelType w:val="multilevel"/>
@@ -667,7 +775,7 @@
 </file>
 
 <file path=word/styles.xml><?xml version="1.0" encoding="utf-8"?>
-<w:styles xmlns:mc="http://schemas.openxmlformats.org/markup-compatibility/2006" xmlns:r="http://schemas.openxmlformats.org/officeDocument/2006/relationships" xmlns:w="http://schemas.openxmlformats.org/wordprocessingml/2006/main" xmlns:w14="http://schemas.microsoft.com/office/word/2010/wordml" xmlns:w15="http://schemas.microsoft.com/office/word/2012/wordml" xmlns:w16cex="http://schemas.microsoft.com/office/word/2018/wordml/cex" xmlns:w16cid="http://schemas.microsoft.com/office/word/2016/wordml/cid" xmlns:w16="http://schemas.microsoft.com/office/word/2018/wordml" xmlns:w16du="http://schemas.microsoft.com/office/word/2023/wordml/word16du" xmlns:w16sdtdh="http://schemas.microsoft.com/office/word/2020/wordml/sdtdatahash" xmlns:w16se="http://schemas.microsoft.com/office/word/2015/wordml/symex" mc:Ignorable="w14 w15 w16se w16cid w16 w16cex w16sdtdh w16du">
+<w:styles xmlns:mc="http://schemas.openxmlformats.org/markup-compatibility/2006" xmlns:r="http://schemas.openxmlformats.org/officeDocument/2006/relationships" xmlns:w="http://schemas.openxmlformats.org/wordprocessingml/2006/main" xmlns:w14="http://schemas.microsoft.com/office/word/2010/wordml" xmlns:w15="http://schemas.microsoft.com/office/word/2012/wordml" xmlns:w16cex="http://schemas.microsoft.com/office/word/2018/wordml/cex" xmlns:w16cid="http://schemas.microsoft.com/office/word/2016/wordml/cid" xmlns:w16="http://schemas.microsoft.com/office/word/2018/wordml" xmlns:w16du="http://schemas.microsoft.com/office/word/2023/wordml/word16du" xmlns:w16sdtdh="http://schemas.microsoft.com/office/word/2020/wordml/sdtdatahash" xmlns:w16sdtfl="http://schemas.microsoft.com/office/word/2024/wordml/sdtformatlock" xmlns:w16se="http://schemas.microsoft.com/office/word/2015/wordml/symex" mc:Ignorable="w14 w15 w16se w16cid w16 w16cex w16sdtdh w16sdtfl w16du">
   <w:docDefaults>
     <w:rPrDefault>
       <w:rPr>
